--- a/subject-program-library/programs/Bedside-Table-50-Period-Teaching-Program-v2.1-Network-Benchmark.docx
+++ b/subject-program-library/programs/Bedside-Table-50-Period-Teaching-Program-v2.1-Network-Benchmark.docx
@@ -1,6 +1,6 @@
 
 <file path=word/document.xml><?xml version="1.0" encoding="utf-8"?>
-<w:document xmlns:wpc="http://schemas.microsoft.com/office/word/2010/wordprocessingCanvas" xmlns:cx="http://schemas.microsoft.com/office/drawing/2014/chartex" xmlns:cx1="http://schemas.microsoft.com/office/drawing/2015/9/8/chartex" xmlns:cx2="http://schemas.microsoft.com/office/drawing/2015/10/21/chartex" xmlns:cx3="http://schemas.microsoft.com/office/drawing/2016/5/9/chartex" xmlns:cx4="http://schemas.microsoft.com/office/drawing/2016/5/10/chartex" xmlns:cx5="http://schemas.microsoft.com/office/drawing/2016/5/11/chartex" xmlns:cx6="http://schemas.microsoft.com/office/drawing/2016/5/12/chartex" xmlns:cx7="http://schemas.microsoft.com/office/drawing/2016/5/13/chartex" xmlns:cx8="http://schemas.microsoft.com/office/drawing/2016/5/14/chartex" xmlns:mc="http://schemas.openxmlformats.org/markup-compatibility/2006" xmlns:aink="http://schemas.microsoft.com/office/drawing/2016/ink" xmlns:am3d="http://schemas.microsoft.com/office/drawing/2017/model3d" xmlns:o="urn:schemas-microsoft-com:office:office" xmlns:oel="http://schemas.microsoft.com/office/2019/extlst" xmlns:r="http://schemas.openxmlformats.org/officeDocument/2006/relationships" xmlns:m="http://schemas.openxmlformats.org/officeDocument/2006/math" xmlns:v="urn:schemas-microsoft-com:vml" xmlns:wp14="http://schemas.microsoft.com/office/word/2010/wordprocessingDrawing" xmlns:wp="http://schemas.openxmlformats.org/drawingml/2006/wordprocessingDrawing" xmlns:w10="urn:schemas-microsoft-com:office:word" xmlns:w="http://schemas.openxmlformats.org/wordprocessingml/2006/main" xmlns:w14="http://schemas.microsoft.com/office/word/2010/wordml" xmlns:w15="http://schemas.microsoft.com/office/word/2012/wordml" xmlns:w16cei="http://schemas.microsoft.com/office/word/2026/wordml/cei" xmlns:w16cex="http://schemas.microsoft.com/office/word/2018/wordml/cex" xmlns:w16cid="http://schemas.microsoft.com/office/word/2016/wordml/cid" xmlns:w16="http://schemas.microsoft.com/office/word/2018/wordml" xmlns:w16du="http://schemas.microsoft.com/office/word/2023/wordml/word16du" xmlns:w16sdtdh="http://schemas.microsoft.com/office/word/2020/wordml/sdtdatahash" xmlns:w16sdtfl="http://schemas.microsoft.com/office/word/2024/wordml/sdtformatlock" xmlns:w16se="http://schemas.microsoft.com/office/word/2015/wordml/symex" xmlns:wpg="http://schemas.microsoft.com/office/word/2010/wordprocessingGroup" xmlns:wpi="http://schemas.microsoft.com/office/word/2010/wordprocessingInk" xmlns:wne="http://schemas.microsoft.com/office/word/2006/wordml" xmlns:wps="http://schemas.microsoft.com/office/word/2010/wordprocessingShape" mc:Ignorable="w14 w15 w16se w16cid w16 w16cex w16sdtdh w16sdtfl w16du wp14">
+<w:document xmlns:wp14="http://schemas.microsoft.com/office/word/2010/wordprocessingDrawing" xmlns:w16du="http://schemas.microsoft.com/office/word/2023/wordml/word16du" xmlns:w16sdtfl="http://schemas.microsoft.com/office/word/2024/wordml/sdtformatlock" xmlns:w16sdtdh="http://schemas.microsoft.com/office/word/2020/wordml/sdtdatahash" xmlns:w16cex="http://schemas.microsoft.com/office/word/2018/wordml/cex" xmlns:w16="http://schemas.microsoft.com/office/word/2018/wordml" xmlns:w16cid="http://schemas.microsoft.com/office/word/2016/wordml/cid" xmlns:w16se="http://schemas.microsoft.com/office/word/2015/wordml/symex" xmlns:w15="http://schemas.microsoft.com/office/word/2012/wordml" xmlns:w14="http://schemas.microsoft.com/office/word/2010/wordml" xmlns:w="http://schemas.openxmlformats.org/wordprocessingml/2006/main" xmlns:mc="http://schemas.openxmlformats.org/markup-compatibility/2006" xmlns:r="http://schemas.openxmlformats.org/officeDocument/2006/relationships" mc:Ignorable="w14 w15 w16se w16cid w16 w16cex w16sdtdh w16sdtfl w16du wp14">
   <w:body>
     <w:p>
       <w:pPr>
@@ -2402,7 +2402,7 @@
                 <w:color w:val="FFFFFF"/>
                 <w:sz w:val="19"/>
               </w:rPr>
-              <w:t>Syllabus alignment</w:t>
+              <w:t>Syllabus content</w:t>
             </w:r>
           </w:p>
         </w:tc>
@@ -2430,7 +2430,7 @@
                 <w:color w:val="FFFFFF"/>
                 <w:sz w:val="19"/>
               </w:rPr>
-              <w:t>What the teacher checks</w:t>
+              <w:t>Evidence / outcomes</w:t>
             </w:r>
           </w:p>
         </w:tc>
@@ -2654,7 +2654,7 @@
                 <w:rFonts w:ascii="Aptos" w:hAnsi="Aptos"/>
                 <w:b/>
                 <w:color w:val="174829"/>
-                <w:sz w:val="18"/>
+                <w:sz w:val="19"/>
               </w:rPr>
               <w:t xml:space="preserve"> · INT5-PRO-01, INT5-INP-01, INT5-USE-01</w:t>
             </w:r>
@@ -2908,7 +2908,7 @@
                 <w:rFonts w:ascii="Aptos" w:hAnsi="Aptos"/>
                 <w:b/>
                 <w:color w:val="174829"/>
-                <w:sz w:val="18"/>
+                <w:sz w:val="19"/>
               </w:rPr>
               <w:t xml:space="preserve"> · INT5-SAF-01</w:t>
             </w:r>
@@ -2929,7 +2929,7 @@
                 <w:rFonts w:ascii="Aptos" w:hAnsi="Aptos"/>
                 <w:b/>
                 <w:color w:val="174829"/>
-                <w:sz w:val="18"/>
+                <w:sz w:val="19"/>
               </w:rPr>
               <w:t xml:space="preserve"> · INT5-PRO-01, INT5-INP-01, INT5-USE-01</w:t>
             </w:r>
@@ -2950,7 +2950,7 @@
                 <w:rFonts w:ascii="Aptos" w:hAnsi="Aptos"/>
                 <w:b/>
                 <w:color w:val="174829"/>
-                <w:sz w:val="18"/>
+                <w:sz w:val="19"/>
               </w:rPr>
               <w:t xml:space="preserve"> · INT5-PRO-01, INT5-INP-01, INT5-USE-01</w:t>
             </w:r>
@@ -3210,7 +3210,7 @@
                 <w:rFonts w:ascii="Aptos" w:hAnsi="Aptos"/>
                 <w:b/>
                 <w:color w:val="174829"/>
-                <w:sz w:val="18"/>
+                <w:sz w:val="19"/>
               </w:rPr>
               <w:t xml:space="preserve"> · INT5-PRO-01, INT5-INP-01, INT5-USE-01</w:t>
             </w:r>
@@ -3390,7 +3390,7 @@
                 <w:rFonts w:ascii="Aptos" w:hAnsi="Aptos"/>
                 <w:b/>
                 <w:color w:val="174829"/>
-                <w:sz w:val="18"/>
+                <w:sz w:val="19"/>
               </w:rPr>
               <w:t xml:space="preserve"> · INT5-SAF-01</w:t>
             </w:r>
@@ -3570,7 +3570,7 @@
                 <w:rFonts w:ascii="Aptos" w:hAnsi="Aptos"/>
                 <w:b/>
                 <w:color w:val="174829"/>
-                <w:sz w:val="18"/>
+                <w:sz w:val="19"/>
               </w:rPr>
               <w:t xml:space="preserve"> · INT5-PRO-01, INT5-INP-01, INT5-USE-01</w:t>
             </w:r>
@@ -3824,7 +3824,7 @@
                 <w:rFonts w:ascii="Aptos" w:hAnsi="Aptos"/>
                 <w:b/>
                 <w:color w:val="174829"/>
-                <w:sz w:val="18"/>
+                <w:sz w:val="19"/>
               </w:rPr>
               <w:t xml:space="preserve"> · INT5-PRO-01, INT5-INP-01, INT5-USE-01</w:t>
             </w:r>
@@ -4078,7 +4078,7 @@
                 <w:rFonts w:ascii="Aptos" w:hAnsi="Aptos"/>
                 <w:b/>
                 <w:color w:val="174829"/>
-                <w:sz w:val="18"/>
+                <w:sz w:val="19"/>
               </w:rPr>
               <w:t xml:space="preserve"> · INT5-PRO-01, INT5-INP-01, INT5-USE-01</w:t>
             </w:r>
@@ -4099,7 +4099,7 @@
                 <w:rFonts w:ascii="Aptos" w:hAnsi="Aptos"/>
                 <w:b/>
                 <w:color w:val="174829"/>
-                <w:sz w:val="18"/>
+                <w:sz w:val="19"/>
               </w:rPr>
               <w:t xml:space="preserve"> · INT5-PRO-01, INT5-INP-01, INT5-USE-01</w:t>
             </w:r>
@@ -4359,7 +4359,7 @@
                 <w:rFonts w:ascii="Aptos" w:hAnsi="Aptos"/>
                 <w:b/>
                 <w:color w:val="174829"/>
-                <w:sz w:val="18"/>
+                <w:sz w:val="19"/>
               </w:rPr>
               <w:t xml:space="preserve"> · INT5-PRO-01, INT5-INP-01, INT5-USE-01</w:t>
             </w:r>
@@ -4539,7 +4539,7 @@
                 <w:rFonts w:ascii="Aptos" w:hAnsi="Aptos"/>
                 <w:b/>
                 <w:color w:val="174829"/>
-                <w:sz w:val="18"/>
+                <w:sz w:val="19"/>
               </w:rPr>
               <w:t xml:space="preserve"> · INT5-SAF-01</w:t>
             </w:r>
@@ -4719,7 +4719,7 @@
                 <w:rFonts w:ascii="Aptos" w:hAnsi="Aptos"/>
                 <w:b/>
                 <w:color w:val="174829"/>
-                <w:sz w:val="18"/>
+                <w:sz w:val="19"/>
               </w:rPr>
               <w:t xml:space="preserve"> · INT5-PRO-01, INT5-INP-01, INT5-USE-01</w:t>
             </w:r>
@@ -4981,7 +4981,7 @@
                 <w:color w:val="FFFFFF"/>
                 <w:sz w:val="19"/>
               </w:rPr>
-              <w:t>Syllabus alignment</w:t>
+              <w:t>Syllabus content</w:t>
             </w:r>
           </w:p>
         </w:tc>
@@ -5009,7 +5009,7 @@
                 <w:color w:val="FFFFFF"/>
                 <w:sz w:val="19"/>
               </w:rPr>
-              <w:t>What the teacher checks</w:t>
+              <w:t>Evidence / outcomes</w:t>
             </w:r>
           </w:p>
         </w:tc>
@@ -5233,7 +5233,7 @@
                 <w:rFonts w:ascii="Aptos" w:hAnsi="Aptos"/>
                 <w:b/>
                 <w:color w:val="174829"/>
-                <w:sz w:val="18"/>
+                <w:sz w:val="19"/>
               </w:rPr>
               <w:t xml:space="preserve"> · INT5-PRO-01, INT5-INP-01, INT5-USE-01</w:t>
             </w:r>
@@ -5487,7 +5487,7 @@
                 <w:rFonts w:ascii="Aptos" w:hAnsi="Aptos"/>
                 <w:b/>
                 <w:color w:val="174829"/>
-                <w:sz w:val="18"/>
+                <w:sz w:val="19"/>
               </w:rPr>
               <w:t xml:space="preserve"> · INT5-PRO-01, INT5-INP-01, INT5-USE-01</w:t>
             </w:r>
@@ -5508,7 +5508,7 @@
                 <w:rFonts w:ascii="Aptos" w:hAnsi="Aptos"/>
                 <w:b/>
                 <w:color w:val="174829"/>
-                <w:sz w:val="18"/>
+                <w:sz w:val="19"/>
               </w:rPr>
               <w:t xml:space="preserve"> · INT5-DES-01, INT5-EVL-01, INT5-ENV-01</w:t>
             </w:r>
@@ -5529,7 +5529,7 @@
                 <w:rFonts w:ascii="Aptos" w:hAnsi="Aptos"/>
                 <w:b/>
                 <w:color w:val="174829"/>
-                <w:sz w:val="18"/>
+                <w:sz w:val="19"/>
               </w:rPr>
               <w:t xml:space="preserve"> · INT5-PRO-01, INT5-INP-01, INT5-USE-01</w:t>
             </w:r>
@@ -5789,7 +5789,7 @@
                 <w:rFonts w:ascii="Aptos" w:hAnsi="Aptos"/>
                 <w:b/>
                 <w:color w:val="174829"/>
-                <w:sz w:val="18"/>
+                <w:sz w:val="19"/>
               </w:rPr>
               <w:t xml:space="preserve"> · INT5-PRO-01, INT5-INP-01, INT5-USE-01</w:t>
             </w:r>
@@ -5810,7 +5810,7 @@
                 <w:rFonts w:ascii="Aptos" w:hAnsi="Aptos"/>
                 <w:b/>
                 <w:color w:val="174829"/>
-                <w:sz w:val="18"/>
+                <w:sz w:val="19"/>
               </w:rPr>
               <w:t xml:space="preserve"> · INT5-PRO-01, INT5-INP-01, INT5-USE-01</w:t>
             </w:r>
@@ -5990,7 +5990,7 @@
                 <w:rFonts w:ascii="Aptos" w:hAnsi="Aptos"/>
                 <w:b/>
                 <w:color w:val="174829"/>
-                <w:sz w:val="18"/>
+                <w:sz w:val="19"/>
               </w:rPr>
               <w:t xml:space="preserve"> · INT5-SAF-01</w:t>
             </w:r>
@@ -6170,7 +6170,7 @@
                 <w:rFonts w:ascii="Aptos" w:hAnsi="Aptos"/>
                 <w:b/>
                 <w:color w:val="174829"/>
-                <w:sz w:val="18"/>
+                <w:sz w:val="19"/>
               </w:rPr>
               <w:t xml:space="preserve"> · INT5-PRO-01, INT5-INP-01, INT5-USE-01</w:t>
             </w:r>
@@ -6424,7 +6424,7 @@
                 <w:rFonts w:ascii="Aptos" w:hAnsi="Aptos"/>
                 <w:b/>
                 <w:color w:val="174829"/>
-                <w:sz w:val="18"/>
+                <w:sz w:val="19"/>
               </w:rPr>
               <w:t xml:space="preserve"> · INT5-DES-01, INT5-EVL-01, INT5-ENV-01</w:t>
             </w:r>
@@ -6678,7 +6678,7 @@
                 <w:rFonts w:ascii="Aptos" w:hAnsi="Aptos"/>
                 <w:b/>
                 <w:color w:val="174829"/>
-                <w:sz w:val="18"/>
+                <w:sz w:val="19"/>
               </w:rPr>
               <w:t xml:space="preserve"> · INT5-PRO-01, INT5-INP-01, INT5-USE-01</w:t>
             </w:r>
@@ -6699,7 +6699,7 @@
                 <w:rFonts w:ascii="Aptos" w:hAnsi="Aptos"/>
                 <w:b/>
                 <w:color w:val="174829"/>
-                <w:sz w:val="18"/>
+                <w:sz w:val="19"/>
               </w:rPr>
               <w:t xml:space="preserve"> · INT5-DES-01, INT5-INP-01, INT5-PRO-01</w:t>
             </w:r>
@@ -6720,7 +6720,7 @@
                 <w:rFonts w:ascii="Aptos" w:hAnsi="Aptos"/>
                 <w:b/>
                 <w:color w:val="174829"/>
-                <w:sz w:val="18"/>
+                <w:sz w:val="19"/>
               </w:rPr>
               <w:t xml:space="preserve"> · INT5-DES-01, INT5-INP-01, INT5-PRO-01</w:t>
             </w:r>
@@ -6980,7 +6980,7 @@
                 <w:rFonts w:ascii="Aptos" w:hAnsi="Aptos"/>
                 <w:b/>
                 <w:color w:val="174829"/>
-                <w:sz w:val="18"/>
+                <w:sz w:val="19"/>
               </w:rPr>
               <w:t xml:space="preserve"> · INT5-PRO-01, INT5-INP-01, INT5-USE-01</w:t>
             </w:r>
@@ -7001,7 +7001,7 @@
                 <w:rFonts w:ascii="Aptos" w:hAnsi="Aptos"/>
                 <w:b/>
                 <w:color w:val="174829"/>
-                <w:sz w:val="18"/>
+                <w:sz w:val="19"/>
               </w:rPr>
               <w:t xml:space="preserve"> · INT5-PRO-01, INT5-INP-01, INT5-USE-01</w:t>
             </w:r>
@@ -7022,7 +7022,7 @@
                 <w:rFonts w:ascii="Aptos" w:hAnsi="Aptos"/>
                 <w:b/>
                 <w:color w:val="174829"/>
-                <w:sz w:val="18"/>
+                <w:sz w:val="19"/>
               </w:rPr>
               <w:t xml:space="preserve"> · INT5-PRO-01, INT5-INP-01, INT5-USE-01</w:t>
             </w:r>
@@ -7043,7 +7043,7 @@
                 <w:rFonts w:ascii="Aptos" w:hAnsi="Aptos"/>
                 <w:b/>
                 <w:color w:val="174829"/>
-                <w:sz w:val="18"/>
+                <w:sz w:val="19"/>
               </w:rPr>
               <w:t xml:space="preserve"> · INT5-PRO-01, INT5-INP-01, INT5-USE-01</w:t>
             </w:r>
@@ -7223,7 +7223,7 @@
                 <w:rFonts w:ascii="Aptos" w:hAnsi="Aptos"/>
                 <w:b/>
                 <w:color w:val="174829"/>
-                <w:sz w:val="18"/>
+                <w:sz w:val="19"/>
               </w:rPr>
               <w:t xml:space="preserve"> · INT5-SAF-01</w:t>
             </w:r>
@@ -7403,7 +7403,7 @@
                 <w:rFonts w:ascii="Aptos" w:hAnsi="Aptos"/>
                 <w:b/>
                 <w:color w:val="174829"/>
-                <w:sz w:val="18"/>
+                <w:sz w:val="19"/>
               </w:rPr>
               <w:t xml:space="preserve"> · INT5-PRO-01, INT5-INP-01, INT5-USE-01</w:t>
             </w:r>
@@ -7665,7 +7665,7 @@
                 <w:color w:val="FFFFFF"/>
                 <w:sz w:val="19"/>
               </w:rPr>
-              <w:t>Syllabus alignment</w:t>
+              <w:t>Syllabus content</w:t>
             </w:r>
           </w:p>
         </w:tc>
@@ -7693,7 +7693,7 @@
                 <w:color w:val="FFFFFF"/>
                 <w:sz w:val="19"/>
               </w:rPr>
-              <w:t>What the teacher checks</w:t>
+              <w:t>Evidence / outcomes</w:t>
             </w:r>
           </w:p>
         </w:tc>
@@ -7917,7 +7917,7 @@
                 <w:rFonts w:ascii="Aptos" w:hAnsi="Aptos"/>
                 <w:b/>
                 <w:color w:val="174829"/>
-                <w:sz w:val="18"/>
+                <w:sz w:val="19"/>
               </w:rPr>
               <w:t xml:space="preserve"> · INT5-DES-01, INT5-EVL-01, INT5-ENV-01</w:t>
             </w:r>
@@ -8171,7 +8171,7 @@
                 <w:rFonts w:ascii="Aptos" w:hAnsi="Aptos"/>
                 <w:b/>
                 <w:color w:val="174829"/>
-                <w:sz w:val="18"/>
+                <w:sz w:val="19"/>
               </w:rPr>
               <w:t xml:space="preserve"> · INT5-COM-01</w:t>
             </w:r>
@@ -8431,7 +8431,7 @@
                 <w:rFonts w:ascii="Aptos" w:hAnsi="Aptos"/>
                 <w:b/>
                 <w:color w:val="174829"/>
-                <w:sz w:val="18"/>
+                <w:sz w:val="19"/>
               </w:rPr>
               <w:t xml:space="preserve"> · INT5-PRO-01, INT5-INP-01, INT5-USE-01</w:t>
             </w:r>
@@ -8452,7 +8452,7 @@
                 <w:rFonts w:ascii="Aptos" w:hAnsi="Aptos"/>
                 <w:b/>
                 <w:color w:val="174829"/>
-                <w:sz w:val="18"/>
+                <w:sz w:val="19"/>
               </w:rPr>
               <w:t xml:space="preserve"> · INT5-USE-01, INT5-ENV-01</w:t>
             </w:r>
@@ -8632,7 +8632,7 @@
                 <w:rFonts w:ascii="Aptos" w:hAnsi="Aptos"/>
                 <w:b/>
                 <w:color w:val="174829"/>
-                <w:sz w:val="18"/>
+                <w:sz w:val="19"/>
               </w:rPr>
               <w:t xml:space="preserve"> · INT5-SAF-01</w:t>
             </w:r>
@@ -8812,7 +8812,7 @@
                 <w:rFonts w:ascii="Aptos" w:hAnsi="Aptos"/>
                 <w:b/>
                 <w:color w:val="174829"/>
-                <w:sz w:val="18"/>
+                <w:sz w:val="19"/>
               </w:rPr>
               <w:t xml:space="preserve"> · INT5-PRO-01, INT5-INP-01, INT5-USE-01</w:t>
             </w:r>
@@ -9066,7 +9066,7 @@
                 <w:rFonts w:ascii="Aptos" w:hAnsi="Aptos"/>
                 <w:b/>
                 <w:color w:val="174829"/>
-                <w:sz w:val="18"/>
+                <w:sz w:val="19"/>
               </w:rPr>
               <w:t xml:space="preserve"> · INT5-PRO-01, INT5-INP-01, INT5-USE-01</w:t>
             </w:r>
@@ -9320,7 +9320,7 @@
                 <w:rFonts w:ascii="Aptos" w:hAnsi="Aptos"/>
                 <w:b/>
                 <w:color w:val="174829"/>
-                <w:sz w:val="18"/>
+                <w:sz w:val="19"/>
               </w:rPr>
               <w:t xml:space="preserve"> · INT5-COM-01</w:t>
             </w:r>
@@ -9580,7 +9580,7 @@
                 <w:rFonts w:ascii="Aptos" w:hAnsi="Aptos"/>
                 <w:b/>
                 <w:color w:val="174829"/>
-                <w:sz w:val="18"/>
+                <w:sz w:val="19"/>
               </w:rPr>
               <w:t xml:space="preserve"> · INT5-PRO-01, INT5-INP-01, INT5-USE-01</w:t>
             </w:r>
@@ -9760,7 +9760,7 @@
                 <w:rFonts w:ascii="Aptos" w:hAnsi="Aptos"/>
                 <w:b/>
                 <w:color w:val="174829"/>
-                <w:sz w:val="18"/>
+                <w:sz w:val="19"/>
               </w:rPr>
               <w:t xml:space="preserve"> · INT5-SAF-01</w:t>
             </w:r>
@@ -9940,7 +9940,7 @@
                 <w:rFonts w:ascii="Aptos" w:hAnsi="Aptos"/>
                 <w:b/>
                 <w:color w:val="174829"/>
-                <w:sz w:val="18"/>
+                <w:sz w:val="19"/>
               </w:rPr>
               <w:t xml:space="preserve"> · INT5-PRO-01, INT5-INP-01, INT5-USE-01</w:t>
             </w:r>
@@ -10202,7 +10202,7 @@
                 <w:color w:val="FFFFFF"/>
                 <w:sz w:val="19"/>
               </w:rPr>
-              <w:t>Syllabus alignment</w:t>
+              <w:t>Syllabus content</w:t>
             </w:r>
           </w:p>
         </w:tc>
@@ -10230,7 +10230,7 @@
                 <w:color w:val="FFFFFF"/>
                 <w:sz w:val="19"/>
               </w:rPr>
-              <w:t>What the teacher checks</w:t>
+              <w:t>Evidence / outcomes</w:t>
             </w:r>
           </w:p>
         </w:tc>
@@ -10454,7 +10454,7 @@
                 <w:rFonts w:ascii="Aptos" w:hAnsi="Aptos"/>
                 <w:b/>
                 <w:color w:val="174829"/>
-                <w:sz w:val="18"/>
+                <w:sz w:val="19"/>
               </w:rPr>
               <w:t xml:space="preserve"> · INT5-PRO-01, INT5-INP-01, INT5-USE-01</w:t>
             </w:r>
@@ -10708,7 +10708,7 @@
                 <w:rFonts w:ascii="Aptos" w:hAnsi="Aptos"/>
                 <w:b/>
                 <w:color w:val="174829"/>
-                <w:sz w:val="18"/>
+                <w:sz w:val="19"/>
               </w:rPr>
               <w:t xml:space="preserve"> · INT5-PRO-01, INT5-INP-01, INT5-USE-01</w:t>
             </w:r>
@@ -10968,7 +10968,7 @@
                 <w:rFonts w:ascii="Aptos" w:hAnsi="Aptos"/>
                 <w:b/>
                 <w:color w:val="174829"/>
-                <w:sz w:val="18"/>
+                <w:sz w:val="19"/>
               </w:rPr>
               <w:t xml:space="preserve"> · INT5-PRO-01, INT5-INP-01, INT5-USE-01</w:t>
             </w:r>
@@ -11148,7 +11148,7 @@
                 <w:rFonts w:ascii="Aptos" w:hAnsi="Aptos"/>
                 <w:b/>
                 <w:color w:val="174829"/>
-                <w:sz w:val="18"/>
+                <w:sz w:val="19"/>
               </w:rPr>
               <w:t xml:space="preserve"> · INT5-SAF-01</w:t>
             </w:r>
@@ -11328,7 +11328,7 @@
                 <w:rFonts w:ascii="Aptos" w:hAnsi="Aptos"/>
                 <w:b/>
                 <w:color w:val="174829"/>
-                <w:sz w:val="18"/>
+                <w:sz w:val="19"/>
               </w:rPr>
               <w:t xml:space="preserve"> · INT5-PRO-01, INT5-INP-01, INT5-USE-01</w:t>
             </w:r>
@@ -11582,7 +11582,7 @@
                 <w:rFonts w:ascii="Aptos" w:hAnsi="Aptos"/>
                 <w:b/>
                 <w:color w:val="174829"/>
-                <w:sz w:val="18"/>
+                <w:sz w:val="19"/>
               </w:rPr>
               <w:t xml:space="preserve"> · INT5-PRO-01, INT5-INP-01, INT5-USE-01</w:t>
             </w:r>
@@ -11836,7 +11836,7 @@
                 <w:rFonts w:ascii="Aptos" w:hAnsi="Aptos"/>
                 <w:b/>
                 <w:color w:val="174829"/>
-                <w:sz w:val="18"/>
+                <w:sz w:val="19"/>
               </w:rPr>
               <w:t xml:space="preserve"> · INT5-SAF-01</w:t>
             </w:r>
@@ -12096,7 +12096,7 @@
                 <w:rFonts w:ascii="Aptos" w:hAnsi="Aptos"/>
                 <w:b/>
                 <w:color w:val="174829"/>
-                <w:sz w:val="18"/>
+                <w:sz w:val="19"/>
               </w:rPr>
               <w:t xml:space="preserve"> · INT5-PRO-01, INT5-INP-01, INT5-USE-01</w:t>
             </w:r>
@@ -12276,7 +12276,7 @@
                 <w:rFonts w:ascii="Aptos" w:hAnsi="Aptos"/>
                 <w:b/>
                 <w:color w:val="174829"/>
-                <w:sz w:val="18"/>
+                <w:sz w:val="19"/>
               </w:rPr>
               <w:t xml:space="preserve"> · INT5-SAF-01</w:t>
             </w:r>
@@ -12456,7 +12456,7 @@
                 <w:rFonts w:ascii="Aptos" w:hAnsi="Aptos"/>
                 <w:b/>
                 <w:color w:val="174829"/>
-                <w:sz w:val="18"/>
+                <w:sz w:val="19"/>
               </w:rPr>
               <w:t xml:space="preserve"> · INT5-PRO-01, INT5-INP-01, INT5-USE-01</w:t>
             </w:r>
@@ -12718,7 +12718,7 @@
                 <w:color w:val="FFFFFF"/>
                 <w:sz w:val="19"/>
               </w:rPr>
-              <w:t>Syllabus alignment</w:t>
+              <w:t>Syllabus content</w:t>
             </w:r>
           </w:p>
         </w:tc>
@@ -12746,7 +12746,7 @@
                 <w:color w:val="FFFFFF"/>
                 <w:sz w:val="19"/>
               </w:rPr>
-              <w:t>What the teacher checks</w:t>
+              <w:t>Evidence / outcomes</w:t>
             </w:r>
           </w:p>
         </w:tc>
@@ -12970,7 +12970,7 @@
                 <w:rFonts w:ascii="Aptos" w:hAnsi="Aptos"/>
                 <w:b/>
                 <w:color w:val="174829"/>
-                <w:sz w:val="18"/>
+                <w:sz w:val="19"/>
               </w:rPr>
               <w:t xml:space="preserve"> · INT5-PRO-01, INT5-INP-01, INT5-USE-01</w:t>
             </w:r>
@@ -13224,7 +13224,7 @@
                 <w:rFonts w:ascii="Aptos" w:hAnsi="Aptos"/>
                 <w:b/>
                 <w:color w:val="174829"/>
-                <w:sz w:val="18"/>
+                <w:sz w:val="19"/>
               </w:rPr>
               <w:t xml:space="preserve"> · INT5-COM-01</w:t>
             </w:r>
@@ -13484,7 +13484,7 @@
                 <w:rFonts w:ascii="Aptos" w:hAnsi="Aptos"/>
                 <w:b/>
                 <w:color w:val="174829"/>
-                <w:sz w:val="18"/>
+                <w:sz w:val="19"/>
               </w:rPr>
               <w:t xml:space="preserve"> · INT5-PRO-01, INT5-INP-01, INT5-USE-01</w:t>
             </w:r>
@@ -13505,7 +13505,7 @@
                 <w:rFonts w:ascii="Aptos" w:hAnsi="Aptos"/>
                 <w:b/>
                 <w:color w:val="174829"/>
-                <w:sz w:val="18"/>
+                <w:sz w:val="19"/>
               </w:rPr>
               <w:t xml:space="preserve"> · INT5-PRO-01, INT5-INP-01, INT5-USE-01</w:t>
             </w:r>
@@ -13685,7 +13685,7 @@
                 <w:rFonts w:ascii="Aptos" w:hAnsi="Aptos"/>
                 <w:b/>
                 <w:color w:val="174829"/>
-                <w:sz w:val="18"/>
+                <w:sz w:val="19"/>
               </w:rPr>
               <w:t xml:space="preserve"> · INT5-SAF-01</w:t>
             </w:r>
@@ -13865,7 +13865,7 @@
                 <w:rFonts w:ascii="Aptos" w:hAnsi="Aptos"/>
                 <w:b/>
                 <w:color w:val="174829"/>
-                <w:sz w:val="18"/>
+                <w:sz w:val="19"/>
               </w:rPr>
               <w:t xml:space="preserve"> · INT5-PRO-01, INT5-INP-01, INT5-USE-01</w:t>
             </w:r>
@@ -14119,7 +14119,7 @@
                 <w:rFonts w:ascii="Aptos" w:hAnsi="Aptos"/>
                 <w:b/>
                 <w:color w:val="174829"/>
-                <w:sz w:val="18"/>
+                <w:sz w:val="19"/>
               </w:rPr>
               <w:t xml:space="preserve"> · INT5-COM-01</w:t>
             </w:r>
@@ -14373,7 +14373,7 @@
                 <w:rFonts w:ascii="Aptos" w:hAnsi="Aptos"/>
                 <w:b/>
                 <w:color w:val="174829"/>
-                <w:sz w:val="18"/>
+                <w:sz w:val="19"/>
               </w:rPr>
               <w:t xml:space="preserve"> · INT5-SAF-01</w:t>
             </w:r>
@@ -14394,7 +14394,7 @@
                 <w:rFonts w:ascii="Aptos" w:hAnsi="Aptos"/>
                 <w:b/>
                 <w:color w:val="174829"/>
-                <w:sz w:val="18"/>
+                <w:sz w:val="19"/>
               </w:rPr>
               <w:t xml:space="preserve"> · INT5-COM-01</w:t>
             </w:r>
@@ -14654,7 +14654,7 @@
                 <w:rFonts w:ascii="Aptos" w:hAnsi="Aptos"/>
                 <w:b/>
                 <w:color w:val="174829"/>
-                <w:sz w:val="18"/>
+                <w:sz w:val="19"/>
               </w:rPr>
               <w:t xml:space="preserve"> · INT5-SAF-01</w:t>
             </w:r>
@@ -14834,7 +14834,7 @@
                 <w:rFonts w:ascii="Aptos" w:hAnsi="Aptos"/>
                 <w:b/>
                 <w:color w:val="174829"/>
-                <w:sz w:val="18"/>
+                <w:sz w:val="19"/>
               </w:rPr>
               <w:t xml:space="preserve"> · INT5-SAF-01</w:t>
             </w:r>
@@ -15014,7 +15014,7 @@
                 <w:rFonts w:ascii="Aptos" w:hAnsi="Aptos"/>
                 <w:b/>
                 <w:color w:val="174829"/>
-                <w:sz w:val="18"/>
+                <w:sz w:val="19"/>
               </w:rPr>
               <w:t xml:space="preserve"> · INT5-PRO-01, INT5-INP-01, INT5-USE-01</w:t>
             </w:r>
@@ -15250,6 +15250,15 @@
         </w:tc>
       </w:tr>
     </w:tbl>
+    <w:p>
+      <w:pPr>
+        <w:spacing w:before="0" w:after="0" w:line="20" w:lineRule="exact"/>
+        <w:rPr>
+          <w:sz w:val="2"/>
+          <w:szCs w:val="2"/>
+        </w:rPr>
+      </w:pPr>
+    </w:p>
     <w:sectPr>
       <w:headerReference w:type="even" r:id="rId8"/>
       <w:headerReference w:type="default" r:id="rId9"/>
